--- a/tillsyn/A 27395-2026 tillsynsbegäran.docx
+++ b/tillsyn/A 27395-2026 tillsynsbegäran.docx
@@ -300,7 +300,7 @@
     <w:r>
       <w:tab/>
       <w:tab/>
-      <w:t>2026-08-15</w:t>
+      <w:t>2026-08-16</w:t>
       <w:br/>
       <w:br/>
     </w:r>

--- a/tillsyn/A 27395-2026 tillsynsbegäran.docx
+++ b/tillsyn/A 27395-2026 tillsynsbegäran.docx
@@ -300,7 +300,7 @@
     <w:r>
       <w:tab/>
       <w:tab/>
-      <w:t>2026-08-16</w:t>
+      <w:t>2026-08-17</w:t>
       <w:br/>
       <w:br/>
     </w:r>

--- a/tillsyn/A 27395-2026 tillsynsbegäran.docx
+++ b/tillsyn/A 27395-2026 tillsynsbegäran.docx
@@ -300,7 +300,7 @@
     <w:r>
       <w:tab/>
       <w:tab/>
-      <w:t>2026-08-17</w:t>
+      <w:t>2026-08-18</w:t>
       <w:br/>
       <w:br/>
     </w:r>

--- a/tillsyn/A 27395-2026 tillsynsbegäran.docx
+++ b/tillsyn/A 27395-2026 tillsynsbegäran.docx
@@ -300,7 +300,7 @@
     <w:r>
       <w:tab/>
       <w:tab/>
-      <w:t>2026-08-18</w:t>
+      <w:t>2026-08-19</w:t>
       <w:br/>
       <w:br/>
     </w:r>

--- a/tillsyn/A 27395-2026 tillsynsbegäran.docx
+++ b/tillsyn/A 27395-2026 tillsynsbegäran.docx
@@ -22,7 +22,7 @@
       <w:r>
         <w:drawing>
           <wp:inline xmlns:a="http://schemas.openxmlformats.org/drawingml/2006/main" xmlns:pic="http://schemas.openxmlformats.org/drawingml/2006/picture">
-            <wp:extent cx="5441633" cy="5724000"/>
+            <wp:extent cx="5330189" cy="5724000"/>
             <wp:docPr id="1" name="Picture 1"/>
             <wp:cNvGraphicFramePr>
               <a:graphicFrameLocks noChangeAspect="1"/>
@@ -43,7 +43,7 @@
                   <pic:spPr>
                     <a:xfrm>
                       <a:off x="0" y="0"/>
-                      <a:ext cx="5441633" cy="5724000"/>
+                      <a:ext cx="5330189" cy="5724000"/>
                     </a:xfrm>
                     <a:prstGeom prst="rect"/>
                   </pic:spPr>
@@ -60,12 +60,12 @@
         <w:spacing w:after="240"/>
       </w:pPr>
       <w:r>
-        <w:t>Figur 1. Fyndplatser för naturvårdsarter i avverkningsanmälan. Markörer utan svart kant är placerade på fyndplatsen. Markörer med svart kant är placerade vid sidan av fyndplatsen och har ett svart streck som visar fyndplatsens exakta position. Kartans mittpunktskoordinat är N 6566460, E 481567 i SWEREF 99 TM.</w:t>
+        <w:t>Figur 1. Fyndplatser för naturvårdsarter i och inom 11 meter från avverkningsanmälan. Markörer utan svart kant är placerade på fyndplatsen. Markörer med svart kant är placerade vid sidan av fyndplatsen och har ett svart streck som visar fyndplatsens exakta position. Kartans mittpunktskoordinat är N 6566460, E 481567 i SWEREF 99 TM.</w:t>
       </w:r>
     </w:p>
     <w:p>
       <w:r>
-        <w:t>I avverkningsanmälan finns fynd av 3 naturvårdsarter, varav 1 är rödlistad, 1 är fridlyst, 2 är typiska (T) och 1 är signalart (S): grantaggsvamp (NT), vedticka (S, T) och tofsmes (T, §4). Se Figur 1.</w:t>
+        <w:t>I och inom 11 meter från avverkningsanmälan finns fynd av 8 naturvårdsarter, varav 4 är rödlistade, 6 är fridlysta, 4 är typiska (T) och 1 är signalart (S): bivråk (NT, §4), entita (NT, T, §4), grantaggsvamp (NT), talltita (NT, §4), vedticka (S, T), spillkråka (T, §4), tofsmes (T, §4) och smålom (§4). Se Figur 1.</w:t>
       </w:r>
     </w:p>
     <w:p>
@@ -96,7 +96,47 @@
     </w:p>
     <w:p>
       <w:r>
-        <w:t>Nedan följer beskrivningar av de naturvårdsarter och fridlysta arter som har sina livsmiljöer och växtplatser i den avverkningsanmälda skogen. De påträffade naturvårdsarterna är ett tydligt kvitto på att det rör sig om en skog med höga naturvärden.</w:t>
+        <w:t>Nedan följer beskrivningar av de naturvårdsarter och fridlysta arter som har sina livsmiljöer och växtplatser i den avverkningsanmälda skogen. Se även ytterligare artfakta i BILAGA 1. De påträffade naturvårdsarterna är ett tydligt kvitto på att det rör sig om en skog med höga naturvärden.</w:t>
+      </w:r>
+    </w:p>
+    <w:p>
+      <w:r>
+        <w:rPr>
+          <w:b/>
+        </w:rPr>
+        <w:t>Bivråk (NT, §4)</w:t>
+      </w:r>
+      <w:r>
+        <w:t xml:space="preserve"> ingår i bilaga 1 i EU:s fågeldirektiv och är prioriterad art i Skogsvårdslagen. Den har minskat med 2/3-delar sedan 1970-talet och under de senaste 30 åren har minskningstakten uppgått till 22.5 (15–30) %. Arten häckar i tät, ogallrad skog på högproduktiv mark, i södra Sverige främst i lövskogsrika trakter, i Norrland till stor del i högproduktiv granskog, Födan består av getinglarver och -puppor, men även av fågelungar och groddjur. Bivråken påverkas negativt av avverkning och omföring av lövträdsrika marker till täta produktionsskogar av barrträd samt av den allmänna "</w:t>
+      </w:r>
+      <w:r>
+        <w:rPr>
+          <w:i/>
+        </w:rPr>
+        <w:t>förtorkningen</w:t>
+      </w:r>
+      <w:r>
+        <w:t>" av landskapet genom täckdikning, dikning av skogsmark etc. Bevara lövskogar och öka andelen löv i barrskog. Gallra inte i onödan och inte alls i sumpskog. Dika inte ut vattensamlingar, sumpskogar, alkärr eller andra våta miljöer. Kring alla boplatser ska det lämnas en skyddszon vid avverkning eller andra skogliga åtgärder. Som tumregel ska skyddszonen vara så bred att boet inte syns väl från öppen mark. Minskningstakten för den svenska populationen bedöms vara nära gränsvärdet för Sårbar (VU) (SLU Artdatabanken, 2026; Skogsstyrelsen, 2016).</w:t>
+      </w:r>
+    </w:p>
+    <w:p>
+      <w:r>
+        <w:rPr>
+          <w:b/>
+        </w:rPr>
+        <w:t>Entita (NT, §4)</w:t>
+      </w:r>
+      <w:r>
+        <w:t xml:space="preserve">, rödlistad som nära hotad och prioriterad art i Skogsvårdslagen, har häckningsrevir i anmälan. Minskningstakten innevarande 10-årsperiod beräknas till 20 (10–30) % och bedöms vara nära gränsvärdet för Sårbar (VU). Entitan är ortstrogen och reviret är i genomsnitt omkring 5 hektar, ibland uppåt 20 hektar stort. Entitan är en utpräglad lövskogsfågel som föredrar flerskiktade, gärna högvuxna skogar med inslag av äldre träd och välutvecklat buskskikt. Även alkärr med videsnår hör till de miljöer som utnyttjas. Arten häckar ofta i skogar som är svagt eller inte alls påverkade av skogsbruk, ofta rör det sig om värdekärnor med höga naturvärden. Entitan missgynnas av konventionellt skogsbruk och dess ortstrohet och dåliga spridningsförmåga gör den känslig för fragmentering. Entita är typisk art för </w:t>
+      </w:r>
+      <w:r>
+        <w:rPr>
+          <w:i/>
+        </w:rPr>
+        <w:t>9080 Lövsumpskog</w:t>
+      </w:r>
+      <w:r>
+        <w:t xml:space="preserve"> (Skogsstyrelsen, 2016, SLU Artdatabanken, 2021).</w:t>
       </w:r>
     </w:p>
     <w:p>
@@ -108,6 +148,17 @@
       </w:r>
       <w:r>
         <w:t>påträffas främst i mossiga och örtrika äldre granskogar på kalkrik mark i något fuktiga lägen, och i norr även i mager tallskog med lång kontinuitet. Arten missgynnas generellt av trakthyggesbruket och en långsiktig tillgång till värdträd bör säkras genom att man undviker att avverka kända växtplatser (SLU Artdatabanken, 2024).</w:t>
+      </w:r>
+    </w:p>
+    <w:p>
+      <w:r>
+        <w:rPr>
+          <w:b/>
+        </w:rPr>
+        <w:t>Talltita (NT, §4)</w:t>
+      </w:r>
+      <w:r>
+        <w:t>, rödlistad som nära hotad och prioriterad art i Skogsvårdslagen, har häckningsrevir i anmälan. Arten har minskat kraftigt de senaste 30 åren och minskningstakten innevarande 10-årsperiod beräknas till 20 (10–30) %. Talltitan är synnerligen trogen sitt cirka 15 hektar stora revir och är beroende av flerskiktade olikåldriga skogar för att kunna föda upp sina ungar. Talltitan försvinner om dess livsmiljö kalavverkas (Eggers &amp; Low, 2014; Ekman, 1979; Griesser et al, 2007; Klein, 2020; Siffczyk et al, 2003; SLU Artdatabanken, 2021).</w:t>
       </w:r>
     </w:p>
     <w:p>
@@ -128,6 +179,35 @@
       </w:r>
       <w:r>
         <w:t>(Nitare &amp; Skogsstyrelsen, 2019; SLU Artdatabanken, 2025).</w:t>
+      </w:r>
+    </w:p>
+    <w:p>
+      <w:r>
+        <w:rPr>
+          <w:b/>
+        </w:rPr>
+        <w:t>Spillkråka (§4)</w:t>
+      </w:r>
+      <w:r>
+        <w:t xml:space="preserve"> omfattas av bilaga 1 i EU:s fågeldirektiv och är typisk art för </w:t>
+      </w:r>
+      <w:r>
+        <w:rPr>
+          <w:i/>
+        </w:rPr>
+        <w:t xml:space="preserve">9010 Taiga </w:t>
+      </w:r>
+      <w:r>
+        <w:t>och</w:t>
+      </w:r>
+      <w:r>
+        <w:rPr>
+          <w:i/>
+        </w:rPr>
+        <w:t xml:space="preserve"> 9740 Skogsbevuxen myr</w:t>
+      </w:r>
+      <w:r>
+        <w:t>. Den behöver grova träd, främst tall, asp och bok som boträd. Skogsbruk med korta omloppstider och täta, homogena ungskogar utgör det största hotet. Spillkråka är en nyckelart i skogliga miljöer vars övergivna bohål utnyttjas av flera andra hålhäckande fågelarter och fladdermöss, däribland pärluggla (EN, §4), knipa (§4), salskrake (§4) och skogsduva (§4). Hökuggla (VU, §4) och slaguggla (§4) häckar ofta i högstubbar som brutits av i höjd med ett gammalt spillkråkebo (SLU Artdatabanken, 2026; Skogsstyrelsen, 2016).</w:t>
       </w:r>
     </w:p>
     <w:p>
@@ -170,6 +250,354 @@
       </w:r>
       <w:r>
         <w:t>(artikel 1). Vidare att de åtgärder som vidtas inte får leda till en försämring av den nuvarande situationen beträffande bevarandet av de fågelarter som avses i artikel 1 (artikel 13). Fågeldirektivet är styrande för tillsynsansvariga myndigheters ärendehantering, ställningstaganden och beslutsfattande.</w:t>
+      </w:r>
+    </w:p>
+    <w:p>
+      <w:r>
+        <w:br w:type="page"/>
+      </w:r>
+    </w:p>
+    <w:p>
+      <w:pPr>
+        <w:pStyle w:val="Title"/>
+      </w:pPr>
+      <w:r>
+        <w:t>BILAGA 1 – Fridlysta arter</w:t>
+      </w:r>
+    </w:p>
+    <w:p>
+      <w:pPr>
+        <w:pStyle w:val="Heading1"/>
+      </w:pPr>
+      <w:r>
+        <w:t>Bivråk – ekologi samt krav på livsmiljön</w:t>
+      </w:r>
+    </w:p>
+    <w:p>
+      <w:r>
+        <w:t>Bivråk (NT, §4) ingår i bilaga 1 i EU:s fågeldirektiv och är prioriterad art i Skogsvårdslagen. Den har minskat med 2/3-delar sedan 1970-talet och under de senaste 30 åren har minskningstakten uppgått till 22.5 (15–30) %. Minskningstakten för den svenska populationen bedöms vara nära gränsvärdet för Sårbar (VU) (SLU Artdatabanken, 2026).</w:t>
+      </w:r>
+    </w:p>
+    <w:p>
+      <w:r>
+        <w:t>Arten häckar i tät, ogallrad skog på högproduktiv mark, i södra Sverige främst i lövskogsrika trakter, i Norrland till stor del i högproduktiv granskog, Födan består av getinglarver och -puppor, men även av fågelungar och groddjur. (SLU Artdatabanken, 2026).</w:t>
+      </w:r>
+    </w:p>
+    <w:p>
+      <w:r>
+        <w:t>En trolig delförklaring till minskande bivråksstammar är att det i dagens skogs- och jordbruksbygder finns ett sämre utbud av insektsrika biotoper jämfört med förhållandena för 20–40 år sedan. Minskad insektsrikedom innebär förmodligen en lägre täthet av sociala getingsamhällen och därmed sämre förutsättningar för bivråkens häckning. En allmän "</w:t>
+      </w:r>
+      <w:r>
+        <w:rPr>
+          <w:i/>
+        </w:rPr>
+        <w:t>förtorkning</w:t>
+      </w:r>
+      <w:r>
+        <w:t>" av landskapet (täckdikning, dikning av skogsmark etc.) liksom omföring av lövträdsrika marker till täta produktionsskogar av barrträd medför dessutom en försämrad förekomst av tättingar (trastar etc.) och grodor, vilket sannolikt påverkar bivråken negativt. (SLU Artdatabanken, 2026).</w:t>
+      </w:r>
+    </w:p>
+    <w:p>
+      <w:r>
+        <w:t>Bevara lövskogar och öka andelen löv i barrskog. Gallra inte i onödan och inte alls i sumpskog. Dika inte ut vattensamlingar, sumpskogar, alkärr eller andra våta miljöer. Kring alla boplatser ska det lämnas en skyddszon vid avverkning eller andra skogliga åtgärder. Som tumregel ska skyddszonen vara så bred att boet inte syns väl från öppen mark (SLU Artdatabanken, 2026; Skogsstyrelsen, 2016).</w:t>
+      </w:r>
+    </w:p>
+    <w:p>
+      <w:pPr>
+        <w:pStyle w:val="Heading2"/>
+      </w:pPr>
+      <w:r>
+        <w:t>Referenser – bivråk</w:t>
+      </w:r>
+    </w:p>
+    <w:p>
+      <w:r>
+        <w:t xml:space="preserve">Skogsstyrelsen, 2016. </w:t>
+      </w:r>
+      <w:r>
+        <w:rPr>
+          <w:i/>
+        </w:rPr>
+        <w:t>Vägledning för hänsyn till bivråk.</w:t>
+      </w:r>
+    </w:p>
+    <w:p>
+      <w:r>
+        <w:t xml:space="preserve">SLU Artdatabanken, 2026. </w:t>
+      </w:r>
+      <w:r>
+        <w:rPr>
+          <w:i/>
+        </w:rPr>
+        <w:t xml:space="preserve">Artfaktablad. Naturvård – artfakta. </w:t>
+      </w:r>
+      <w:r>
+        <w:t>SLU Artdatabanken, Uppsala</w:t>
+      </w:r>
+    </w:p>
+    <w:p>
+      <w:pPr>
+        <w:pStyle w:val="Heading1"/>
+      </w:pPr>
+      <w:r>
+        <w:t>Entita – ekologi samt krav på livsmiljön</w:t>
+      </w:r>
+    </w:p>
+    <w:p>
+      <w:r>
+        <w:t xml:space="preserve">Entita (NT, §4) är rödlistad som nära hotad, fridlyst och prioriterad art enligt Skogsvårdslagen. Den omfattas av EU:s fågeldirektiv och är typisk art för </w:t>
+      </w:r>
+      <w:r>
+        <w:rPr>
+          <w:i/>
+        </w:rPr>
+        <w:t>9080 Lövsumpskog</w:t>
+      </w:r>
+      <w:r>
+        <w:t>. Minskningstakten har uppgått till 20 (10–30) % under de senaste 10 åren och bedöms vara nära gränsvärdet för Sårbar (VU). (A2b) (SLU Artdatabanken, 2021).</w:t>
+      </w:r>
+    </w:p>
+    <w:p>
+      <w:r>
+        <w:t>Entitan är en utpräglad lövskogsfågel som påträffas i ädellövskogar, strandskogar, ekhagar, igenväxande hagmarker, lövdungar, parker och trädgårdar. Den föredrar flerskiktade, gärna högvuxna skogar med inslag av äldre träd och med ett välutvecklat buskskikt. Ek- och hasseldominerade skogar och dungar, samt alkärr med videsnår, hör till de miljöer som ofta utnyttjas. I sydligaste Sverige är bokskog en viktig miljö (Skogsstyrelsen, 2016).</w:t>
+      </w:r>
+    </w:p>
+    <w:p>
+      <w:r>
+        <w:t>Reviren är relativt stora för en småfågel, i genomsnitt omkring 5 hektar men de kan vara upp till 20 hektar. Entitan är en utpräglad stannfågel och rör sig inte långt från kläckningsplatsen; ungfåglarna sprider sig sällan mer än 5 km från födelseplatsen och etablerade fåglar lämnar därefter inte sitt revir (Skogsstyrelsen, 2016). Det häckande paret försvarar sitt revir året runt. De tillåter dock en grupp av ungfåglar att etablera sig inom deras revir och så bildas en vinterflock, vilket sker redan i juni månad. Även under kalla vintrar stannar entitan kvar inom sitt revir. Hittar man entitor vid sitt foderbord beror det på att fågelmatningen ligger inom ett entiterevir (SLU Artdatabanken, 2021). Arten är känslig för fragmentering och har svårt att etablera sig i isolerade skogsområden. Entitan är hålhäckare, men kan inte själv hacka fram sitt hål utan är beroende av miljöer som erbjuder naturliga hål (Skogsstyrelsen, 2016).</w:t>
+      </w:r>
+    </w:p>
+    <w:p>
+      <w:r>
+        <w:t>Arten häckar ofta i skogar som är svagt eller inte alls påverkade av skogsbruk. Särskilt i Svealand ofta i skogar som har höga naturvärden och utgör skogliga värdekärnor. Entitan missgynnas av konventionellt skogsbruk genom minskad förekomst av risiga, flerskiktade skogar liksom av avverkning av lövträdsrika kantzoner. Entitans ortstrohet och dåliga spridningsförmåga gör den känslig för fragmentering (Skogsstyrelsen, 2016).</w:t>
+      </w:r>
+    </w:p>
+    <w:p>
+      <w:pPr>
+        <w:pStyle w:val="Heading2"/>
+      </w:pPr>
+      <w:r>
+        <w:t>Referenser – entita</w:t>
+      </w:r>
+    </w:p>
+    <w:p>
+      <w:r>
+        <w:t xml:space="preserve">Skogsstyrelsen, 2016. </w:t>
+      </w:r>
+      <w:r>
+        <w:rPr>
+          <w:i/>
+        </w:rPr>
+        <w:t xml:space="preserve">Vägledning för hänsyn till entita. </w:t>
+      </w:r>
+      <w:r>
+        <w:t>https://www.skogsstyrelsen.se/globalassets/lag-och-tillsyn/artskydd/vagledningar-for-hansyn-till-faglar/entita-vagledning-hansyn2.pdf</w:t>
+      </w:r>
+    </w:p>
+    <w:p>
+      <w:r>
+        <w:t xml:space="preserve">SLU Artdatabanken, 2021. </w:t>
+      </w:r>
+      <w:r>
+        <w:rPr>
+          <w:i/>
+        </w:rPr>
+        <w:t xml:space="preserve">Artfaktablad. Naturvård – artfakta. </w:t>
+      </w:r>
+      <w:r>
+        <w:t>SLU Artdatabanken, Uppsala</w:t>
+      </w:r>
+    </w:p>
+    <w:p>
+      <w:pPr>
+        <w:pStyle w:val="Heading1"/>
+      </w:pPr>
+      <w:r>
+        <w:t>Talltita – ekologi samt krav på livsmiljön</w:t>
+      </w:r>
+    </w:p>
+    <w:p>
+      <w:r>
+        <w:t>Talltita är rödlistad som NT, fridlyst och prioriterad art i Skogsvårdslagen. Den omfattas av EU:s fågeldirektiv. Arten har minskat kraftigt de senaste 30 åren och minskningstakten innevarande 10-årsperiod beräknas till 20 (10–30) % (SLU Artdatabanken, 2022).</w:t>
+      </w:r>
+    </w:p>
+    <w:p>
+      <w:r>
+        <w:t>Talltita föredrar större sammanhängande barrskogar, och finns såväl i tallskog som granskog och i lövblandad barrskog. Skogens struktur är viktig och ska helst vara flerskiktad med riklig underväxt av mindre granar, björk och andra lövträd och buskar. Tillgång på murknande högstubbar är särskilt viktig, eftersom talltitan helst själv hackar ut sitt bohål (SLU Artdatabanken, 2022).</w:t>
+      </w:r>
+    </w:p>
+    <w:p>
+      <w:r>
+        <w:t>Det finns flera studier som visar att talltita är känslig för gallring och inte överlever när dess livsmiljö kalavverkas (Eggers and Low, 2014; Griesser et al., 2007; Klein, 2020). Talltitans revir är förhållandevis stora, 10–20 hektar och arten missgynnas när skogen fragmenteras. Kalavverkning av större delar av reviret innebär att det överges (Artdatabanken, 2021).</w:t>
+      </w:r>
+    </w:p>
+    <w:p>
+      <w:r>
+        <w:t>Talltitan är synnerligen trogen sitt revir så länge paret lever och biotopen förblir intakt. Paret stannar i sitt revir året om. En förlust av ett revir har därför en stor inverkan på den lokala populationen och trakthyggesbruket anses vara orsak till den svenska populationens kraftiga minskning. Talltiteparets revirtrohet innebär att närhelst under året man observerar en adult talltita så ingår denna plats i reviret (Siffczyk et al., 2003; Ekman, 1979).</w:t>
+      </w:r>
+    </w:p>
+    <w:p>
+      <w:pPr>
+        <w:pStyle w:val="Heading2"/>
+      </w:pPr>
+      <w:r>
+        <w:t>Referenser – talltita</w:t>
+      </w:r>
+    </w:p>
+    <w:p>
+      <w:r>
+        <w:t xml:space="preserve">Eggers, S., Low, M., 2014. </w:t>
+      </w:r>
+      <w:r>
+        <w:rPr>
+          <w:i/>
+        </w:rPr>
+        <w:t xml:space="preserve">Differential demographic responses of sympatric Parids to vegetation management in boreal forest. </w:t>
+      </w:r>
+      <w:r>
+        <w:t>For. Ecol. Manage. 319, 169–175.</w:t>
+      </w:r>
+    </w:p>
+    <w:p>
+      <w:r>
+        <w:t xml:space="preserve">Ekman, J., 1979. </w:t>
+      </w:r>
+      <w:r>
+        <w:rPr>
+          <w:i/>
+        </w:rPr>
+        <w:t xml:space="preserve">Coherence, composition and territories of winter social groups of the Willow Tit Parus montanus and the Crested Tit P. cristatus. </w:t>
+      </w:r>
+      <w:r>
+        <w:t>Ornis Scandinavica, 10, pp 56–68</w:t>
+      </w:r>
+    </w:p>
+    <w:p>
+      <w:r>
+        <w:t xml:space="preserve">Griesser, M., Nystrand, M., Eggers, S., Ekman, J., 2007. </w:t>
+      </w:r>
+      <w:r>
+        <w:rPr>
+          <w:i/>
+        </w:rPr>
+        <w:t xml:space="preserve">Impact of forestry practices on fitness correlates and population productivity in an open-nesting bird species. </w:t>
+      </w:r>
+      <w:r>
+        <w:t>Conserv. Biol. 21, 767–774. https://doi.org/10.1111/j.1523- 1739.2007.00675.x</w:t>
+      </w:r>
+    </w:p>
+    <w:p>
+      <w:r>
+        <w:t xml:space="preserve">Klein, J., 2020. </w:t>
+      </w:r>
+      <w:r>
+        <w:rPr>
+          <w:i/>
+        </w:rPr>
+        <w:t xml:space="preserve">The forgotten forest – On thinning, retention, and biodiversity in the boreal forest. </w:t>
+      </w:r>
+      <w:r>
+        <w:t>Doctoral Thesis No. 2020:50</w:t>
+      </w:r>
+    </w:p>
+    <w:p>
+      <w:r>
+        <w:t xml:space="preserve">Siffczyk, C., Brotons, L., Kangas, K., Orell, M., 2003. </w:t>
+      </w:r>
+      <w:r>
+        <w:rPr>
+          <w:i/>
+        </w:rPr>
+        <w:t xml:space="preserve">Home range size of willow tits. </w:t>
+      </w:r>
+      <w:r>
+        <w:t>Oecologica, 136, 635–642 (2003)</w:t>
+      </w:r>
+    </w:p>
+    <w:p>
+      <w:r>
+        <w:t xml:space="preserve">SLU Artdatabanken, 2021. </w:t>
+      </w:r>
+      <w:r>
+        <w:rPr>
+          <w:i/>
+        </w:rPr>
+        <w:t xml:space="preserve">Artfaktablad. Naturvård – artfakta. </w:t>
+      </w:r>
+      <w:r>
+        <w:t>SLU Artdatabanken, Uppsala</w:t>
+      </w:r>
+    </w:p>
+    <w:p>
+      <w:pPr>
+        <w:pStyle w:val="Heading1"/>
+      </w:pPr>
+      <w:r>
+        <w:t>Spillkråka – ekologi samt krav på livsmiljön</w:t>
+      </w:r>
+    </w:p>
+    <w:p>
+      <w:r>
+        <w:t xml:space="preserve">Spillkråka (§4) ingår i bilaga 1 EU:s fågeldirektiv och är typisk art för </w:t>
+      </w:r>
+      <w:r>
+        <w:rPr>
+          <w:i/>
+        </w:rPr>
+        <w:t xml:space="preserve">9010 Taiga </w:t>
+      </w:r>
+      <w:r>
+        <w:t>och</w:t>
+      </w:r>
+      <w:r>
+        <w:rPr>
+          <w:i/>
+        </w:rPr>
+        <w:t xml:space="preserve"> 9740 Skogsbevuxen myr</w:t>
+      </w:r>
+      <w:r>
+        <w:t>. Den lever i både barr- och blandskog liksom i ren lövskog. De tätaste populationerna tenderar att finnas i äldre, variationsrik blandskog med gott om död ved och gamla träd. Varje par utnyttjar 400–1000 hektar skog beroende på skogens kvalitet. Skogsbruk med korta omloppstider och täta, homogena ungskogar utgör det största hotet (SLU Artdatabanken, 2026).</w:t>
+      </w:r>
+    </w:p>
+    <w:p>
+      <w:r>
+        <w:t>Spillkråka är en nyckelart i skogliga miljöer vars övergivna bohål utnyttjas av flera andra hålhäckande fågelarter och fladdermöss, däribland pärluggla (EN, §4), knipa (§4), salskrake (§4) och skogsduva (§4). Hökuggla (VU, §4) och slaguggla (§4) häckar ofta i högstubbar som brutits av i höjd med ett gammalt spillkråkebo (Skogsstyrelsen, 2016).</w:t>
+      </w:r>
+    </w:p>
+    <w:p>
+      <w:pPr>
+        <w:pStyle w:val="Heading2"/>
+      </w:pPr>
+      <w:r>
+        <w:t>Referenser – spillkråka</w:t>
+      </w:r>
+    </w:p>
+    <w:p>
+      <w:r>
+        <w:t xml:space="preserve">Skogsstyrelsen, 2016. </w:t>
+      </w:r>
+      <w:r>
+        <w:rPr>
+          <w:i/>
+        </w:rPr>
+        <w:t xml:space="preserve">Vägledning för hänsyn till spillkråka. </w:t>
+      </w:r>
+      <w:r>
+        <w:t>Vägledningar och kunskapsstöd artskydd – Skogsstyrelsen.</w:t>
+      </w:r>
+    </w:p>
+    <w:p>
+      <w:r>
+        <w:t xml:space="preserve">SLU Artdatabanken, 2026. </w:t>
+      </w:r>
+      <w:r>
+        <w:rPr>
+          <w:i/>
+        </w:rPr>
+        <w:t xml:space="preserve">Artfaktablad. Naturvård – artfakta. </w:t>
+      </w:r>
+      <w:r>
+        <w:t>SLU Artdatabanken, Uppsala.</w:t>
       </w:r>
     </w:p>
     <w:sectPr>
@@ -300,7 +728,7 @@
     <w:r>
       <w:tab/>
       <w:tab/>
-      <w:t>2026-08-19</w:t>
+      <w:t>2026-08-20</w:t>
       <w:br/>
       <w:br/>
     </w:r>

--- a/tillsyn/A 27395-2026 tillsynsbegäran.docx
+++ b/tillsyn/A 27395-2026 tillsynsbegäran.docx
@@ -728,7 +728,7 @@
     <w:r>
       <w:tab/>
       <w:tab/>
-      <w:t>2026-08-20</w:t>
+      <w:t>2026-08-21</w:t>
       <w:br/>
       <w:br/>
     </w:r>

--- a/tillsyn/A 27395-2026 tillsynsbegäran.docx
+++ b/tillsyn/A 27395-2026 tillsynsbegäran.docx
@@ -728,7 +728,7 @@
     <w:r>
       <w:tab/>
       <w:tab/>
-      <w:t>2026-08-21</w:t>
+      <w:t>2026-08-22</w:t>
       <w:br/>
       <w:br/>
     </w:r>

--- a/tillsyn/A 27395-2026 tillsynsbegäran.docx
+++ b/tillsyn/A 27395-2026 tillsynsbegäran.docx
@@ -728,7 +728,7 @@
     <w:r>
       <w:tab/>
       <w:tab/>
-      <w:t>2026-08-22</w:t>
+      <w:t>2026-08-23</w:t>
       <w:br/>
       <w:br/>
     </w:r>

--- a/tillsyn/A 27395-2026 tillsynsbegäran.docx
+++ b/tillsyn/A 27395-2026 tillsynsbegäran.docx
@@ -728,7 +728,7 @@
     <w:r>
       <w:tab/>
       <w:tab/>
-      <w:t>2026-08-23</w:t>
+      <w:t>2026-08-24</w:t>
       <w:br/>
       <w:br/>
     </w:r>

--- a/tillsyn/A 27395-2026 tillsynsbegäran.docx
+++ b/tillsyn/A 27395-2026 tillsynsbegäran.docx
@@ -728,7 +728,7 @@
     <w:r>
       <w:tab/>
       <w:tab/>
-      <w:t>2026-08-24</w:t>
+      <w:t>2026-08-25</w:t>
       <w:br/>
       <w:br/>
     </w:r>

--- a/tillsyn/A 27395-2026 tillsynsbegäran.docx
+++ b/tillsyn/A 27395-2026 tillsynsbegäran.docx
@@ -728,7 +728,7 @@
     <w:r>
       <w:tab/>
       <w:tab/>
-      <w:t>2026-08-25</w:t>
+      <w:t>2026-08-26</w:t>
       <w:br/>
       <w:br/>
     </w:r>

--- a/tillsyn/A 27395-2026 tillsynsbegäran.docx
+++ b/tillsyn/A 27395-2026 tillsynsbegäran.docx
@@ -728,7 +728,7 @@
     <w:r>
       <w:tab/>
       <w:tab/>
-      <w:t>2026-08-26</w:t>
+      <w:t>2026-08-27</w:t>
       <w:br/>
       <w:br/>
     </w:r>

--- a/tillsyn/A 27395-2026 tillsynsbegäran.docx
+++ b/tillsyn/A 27395-2026 tillsynsbegäran.docx
@@ -728,7 +728,7 @@
     <w:r>
       <w:tab/>
       <w:tab/>
-      <w:t>2026-08-27</w:t>
+      <w:t>2026-08-28</w:t>
       <w:br/>
       <w:br/>
     </w:r>

--- a/tillsyn/A 27395-2026 tillsynsbegäran.docx
+++ b/tillsyn/A 27395-2026 tillsynsbegäran.docx
@@ -728,7 +728,7 @@
     <w:r>
       <w:tab/>
       <w:tab/>
-      <w:t>2026-08-28</w:t>
+      <w:t>2026-08-29</w:t>
       <w:br/>
       <w:br/>
     </w:r>

--- a/tillsyn/A 27395-2026 tillsynsbegäran.docx
+++ b/tillsyn/A 27395-2026 tillsynsbegäran.docx
@@ -728,7 +728,7 @@
     <w:r>
       <w:tab/>
       <w:tab/>
-      <w:t>2026-08-29</w:t>
+      <w:t>2026-08-31</w:t>
       <w:br/>
       <w:br/>
     </w:r>

--- a/tillsyn/A 27395-2026 tillsynsbegäran.docx
+++ b/tillsyn/A 27395-2026 tillsynsbegäran.docx
@@ -728,7 +728,7 @@
     <w:r>
       <w:tab/>
       <w:tab/>
-      <w:t>2026-08-31</w:t>
+      <w:t>2026-09-01</w:t>
       <w:br/>
       <w:br/>
     </w:r>

--- a/tillsyn/A 27395-2026 tillsynsbegäran.docx
+++ b/tillsyn/A 27395-2026 tillsynsbegäran.docx
@@ -728,7 +728,7 @@
     <w:r>
       <w:tab/>
       <w:tab/>
-      <w:t>2026-09-01</w:t>
+      <w:t>2026-09-02</w:t>
       <w:br/>
       <w:br/>
     </w:r>

--- a/tillsyn/A 27395-2026 tillsynsbegäran.docx
+++ b/tillsyn/A 27395-2026 tillsynsbegäran.docx
@@ -728,7 +728,7 @@
     <w:r>
       <w:tab/>
       <w:tab/>
-      <w:t>2026-09-02</w:t>
+      <w:t>2026-09-03</w:t>
       <w:br/>
       <w:br/>
     </w:r>

--- a/tillsyn/A 27395-2026 tillsynsbegäran.docx
+++ b/tillsyn/A 27395-2026 tillsynsbegäran.docx
@@ -728,7 +728,7 @@
     <w:r>
       <w:tab/>
       <w:tab/>
-      <w:t>2026-09-03</w:t>
+      <w:t>2026-09-04</w:t>
       <w:br/>
       <w:br/>
     </w:r>

--- a/tillsyn/A 27395-2026 tillsynsbegäran.docx
+++ b/tillsyn/A 27395-2026 tillsynsbegäran.docx
@@ -728,7 +728,7 @@
     <w:r>
       <w:tab/>
       <w:tab/>
-      <w:t>2026-09-04</w:t>
+      <w:t>2026-09-05</w:t>
       <w:br/>
       <w:br/>
     </w:r>
